--- a/docs/Matthew_Ginzburg_Resume.docx
+++ b/docs/Matthew_Ginzburg_Resume.docx
@@ -776,8 +776,19 @@
                       <w:b/>
                       <w:bCs/>
                     </w:rPr>
-                    <w:t>AI Agent to Analyze Companies 10-Q</w:t>
+                    <w:t xml:space="preserve">AI Agent to Analyze Companies 10-Q </w:t>
                   </w:r>
+                  <w:hyperlink r:id="rId18" w:history="1">
+                    <w:r>
+                      <w:rPr>
+                        <w:rStyle w:val="Hyperlink"/>
+                        <w:rFonts w:ascii="Garamond" w:hAnsi="Garamond"/>
+                        <w:i/>
+                        <w:iCs/>
+                      </w:rPr>
+                      <w:t>GitHub</w:t>
+                    </w:r>
+                  </w:hyperlink>
                 </w:p>
               </w:tc>
               <w:tc>
